--- a/README.docx
+++ b/README.docx
@@ -194,7 +194,7 @@
           <w:sz w:val="18"/>
           <w:szCs w:val="18"/>
         </w:rPr>
-        <w:t xml:space="preserve">├── sample-data/      테스트용 가짜 주문 엑셀</w:t>
+        <w:t xml:space="preserve">├── sample-data/      테스트용 가짜 주문 엑셀 (git에 커밋됨)</w:t>
       </w:r>
     </w:p>
     <w:p>
@@ -211,6 +211,23 @@
           <w:sz w:val="18"/>
           <w:szCs w:val="18"/>
         </w:rPr>
+        <w:t xml:space="preserve">├── local-data/       실제 주문 파일 등 민감한 파일을 둘 때만 사용 (git에서 항상 제외됨)</w:t>
+      </w:r>
+    </w:p>
+    <w:p>
+      <w:pPr>
+        <w:pBdr>
+          <w:left w:val="single" w:color="B0B0B0" w:sz="12"/>
+        </w:pBdr>
+        <w:shd w:fill="F2F2F2" w:val="clear"/>
+        <w:spacing w:after="0"/>
+      </w:pPr>
+      <w:r>
+        <w:rPr>
+          <w:rFonts w:ascii="Consolas" w:cs="Consolas" w:eastAsia="Consolas" w:hAnsi="Consolas"/>
+          <w:sz w:val="18"/>
+          <w:szCs w:val="18"/>
+        </w:rPr>
         <w:t xml:space="preserve">├── Dockerfile        멀티스테이지 빌드 (프론트+백엔드 한 이미지)</w:t>
       </w:r>
     </w:p>
@@ -229,6 +246,40 @@
           <w:szCs w:val="18"/>
         </w:rPr>
         <w:t xml:space="preserve">└── docker-compose.yml</w:t>
+      </w:r>
+    </w:p>
+    <w:p>
+      <w:pPr>
+        <w:pBdr>
+          <w:left w:val="single" w:color="E0A800" w:sz="18"/>
+        </w:pBdr>
+        <w:shd w:fill="FFF6DA" w:val="clear"/>
+        <w:spacing w:after="40" w:before="120"/>
+      </w:pPr>
+      <w:r>
+        <w:rPr>
+          <w:rFonts w:ascii="Malgun Gothic" w:cs="Malgun Gothic" w:eastAsia="Malgun Gothic" w:hAnsi="Malgun Gothic"/>
+          <w:sz w:val="21"/>
+          <w:szCs w:val="21"/>
+        </w:rPr>
+        <w:t xml:space="preserve">⚠️ 실제 고객정보가 담긴 파일은 절대 sample-data/에 두지 마세요. 그 폴더는 git에 커밋되어(지금은 GitHub 비공개 저장소에도 올라가 있음) 항상 가짜 데이터만 있어야 합니다.</w:t>
+      </w:r>
+    </w:p>
+    <w:p>
+      <w:pPr>
+        <w:pBdr>
+          <w:left w:val="single" w:color="E0A800" w:sz="18"/>
+        </w:pBdr>
+        <w:shd w:fill="FFF6DA" w:val="clear"/>
+        <w:spacing w:after="200" w:before="0"/>
+      </w:pPr>
+      <w:r>
+        <w:rPr>
+          <w:rFonts w:ascii="Malgun Gothic" w:cs="Malgun Gothic" w:eastAsia="Malgun Gothic" w:hAnsi="Malgun Gothic"/>
+          <w:sz w:val="21"/>
+          <w:szCs w:val="21"/>
+        </w:rPr>
+        <w:t xml:space="preserve">테스트/분석용으로 실제 파일을 컴퓨터에 잠깐 둬야 한다면 local-data/ 폴더를 쓰세요 — .gitignore에 등록돼 있어 실수로 커밋될 일이 없습니다.</w:t>
       </w:r>
     </w:p>
     <w:p>
@@ -553,6 +604,150 @@
           <w:szCs w:val="21"/>
         </w:rPr>
         <w:t xml:space="preserve">접근 제어는 가족이 공유하는 비밀번호 1개 + 서버 세션 쿠키(httpOnly)입니다.</w:t>
+      </w:r>
+    </w:p>
+    <w:p>
+      <w:pPr>
+        <w:spacing w:after="80"/>
+      </w:pPr>
+    </w:p>
+    <w:p>
+      <w:pPr>
+        <w:pStyle w:val="Heading2"/>
+        <w:shd w:fill="E9E4F5" w:val="clear"/>
+        <w:spacing w:after="140" w:before="320"/>
+      </w:pPr>
+      <w:r>
+        <w:rPr>
+          <w:b/>
+          <w:bCs/>
+        </w:rPr>
+        <w:t xml:space="preserve">실제 농장 주문서 그대로 업로드하기</w:t>
+      </w:r>
+    </w:p>
+    <w:p>
+      <w:pPr>
+        <w:spacing w:after="120"/>
+      </w:pPr>
+      <w:r>
+        <w:rPr>
+          <w:rFonts w:ascii="Malgun Gothic" w:cs="Malgun Gothic" w:eastAsia="Malgun Gothic" w:hAnsi="Malgun Gothic"/>
+          <w:sz w:val="21"/>
+          <w:szCs w:val="21"/>
+        </w:rPr>
+        <w:t xml:space="preserve">포도와농장에서 실제로 쓰는 주문 엑셀(제목/합계 줄이 섞여 있고, "받는분" 칸에 이름과 전화번호가 같이 적혀 있고, 품목·구역·금액·결제상태 같은 컬럼이 있는 형식)을 그대로 올릴 수 있습니다.</w:t>
+      </w:r>
+    </w:p>
+    <w:p>
+      <w:pPr>
+        <w:pStyle w:val="ListParagraph"/>
+        <w:numPr>
+          <w:ilvl w:val="0"/>
+          <w:numId w:val="3"/>
+        </w:numPr>
+        <w:spacing w:after="80"/>
+      </w:pPr>
+      <w:r>
+        <w:rPr>
+          <w:rFonts w:ascii="Malgun Gothic" w:cs="Malgun Gothic" w:eastAsia="Malgun Gothic" w:hAnsi="Malgun Gothic"/>
+          <w:b/>
+          <w:bCs/>
+          <w:sz w:val="21"/>
+          <w:szCs w:val="21"/>
+        </w:rPr>
+        <w:t xml:space="preserve">컬럼명(제목) 줄 선택</w:t>
+      </w:r>
+      <w:r>
+        <w:rPr>
+          <w:rFonts w:ascii="Malgun Gothic" w:cs="Malgun Gothic" w:eastAsia="Malgun Gothic" w:hAnsi="Malgun Gothic"/>
+          <w:sz w:val="21"/>
+          <w:szCs w:val="21"/>
+        </w:rPr>
+        <w:t xml:space="preserve"> — 엑셀 맨 위에 제목/설명 줄이 있어도, 실제 "받는분/주소" 같은 컬럼명이 있는 줄을 자동으로 찾아서 미리 선택해줍니다. 다르면 직접 골라주세요.</w:t>
+      </w:r>
+    </w:p>
+    <w:p>
+      <w:pPr>
+        <w:pStyle w:val="ListParagraph"/>
+        <w:numPr>
+          <w:ilvl w:val="0"/>
+          <w:numId w:val="3"/>
+        </w:numPr>
+        <w:spacing w:after="80"/>
+      </w:pPr>
+      <w:r>
+        <w:rPr>
+          <w:rFonts w:ascii="Malgun Gothic" w:cs="Malgun Gothic" w:eastAsia="Malgun Gothic" w:hAnsi="Malgun Gothic"/>
+          <w:b/>
+          <w:bCs/>
+          <w:sz w:val="21"/>
+          <w:szCs w:val="21"/>
+        </w:rPr>
+        <w:t xml:space="preserve">이름+전화번호 자동 분리</w:t>
+      </w:r>
+      <w:r>
+        <w:rPr>
+          <w:rFonts w:ascii="Malgun Gothic" w:cs="Malgun Gothic" w:eastAsia="Malgun Gothic" w:hAnsi="Malgun Gothic"/>
+          <w:sz w:val="21"/>
+          <w:szCs w:val="21"/>
+        </w:rPr>
+        <w:t xml:space="preserve"> — "홍길동 010-1234-5678"처럼 한 칸에 같이 있어도 이름과 전화번호를 자동으로 나눠서 각각 채웁니다.</w:t>
+      </w:r>
+    </w:p>
+    <w:p>
+      <w:pPr>
+        <w:pStyle w:val="ListParagraph"/>
+        <w:numPr>
+          <w:ilvl w:val="0"/>
+          <w:numId w:val="3"/>
+        </w:numPr>
+        <w:spacing w:after="80"/>
+      </w:pPr>
+      <w:r>
+        <w:rPr>
+          <w:rFonts w:ascii="Malgun Gothic" w:cs="Malgun Gothic" w:eastAsia="Malgun Gothic" w:hAnsi="Malgun Gothic"/>
+          <w:b/>
+          <w:bCs/>
+          <w:sz w:val="21"/>
+          <w:szCs w:val="21"/>
+        </w:rPr>
+        <w:t xml:space="preserve">제목/합계 줄 자동 제외</w:t>
+      </w:r>
+      <w:r>
+        <w:rPr>
+          <w:rFonts w:ascii="Malgun Gothic" w:cs="Malgun Gothic" w:eastAsia="Malgun Gothic" w:hAnsi="Malgun Gothic"/>
+          <w:sz w:val="21"/>
+          <w:szCs w:val="21"/>
+        </w:rPr>
+        <w:t xml:space="preserve"> — 표 중간에 헤더가 또 나오거나(구간이 여러 개), "합계 12건 · 박스 총 15개" 같은 요약 줄이 섞여 있어도 자동으로 "제외" 상태로 미리 체크해둡니다. 업로드 화면에서 표로 다시 확인하고 체크박스로 직접 바꿀 수 있습니다.</w:t>
+      </w:r>
+    </w:p>
+    <w:p>
+      <w:pPr>
+        <w:pStyle w:val="ListParagraph"/>
+        <w:numPr>
+          <w:ilvl w:val="0"/>
+          <w:numId w:val="3"/>
+        </w:numPr>
+        <w:spacing w:after="80"/>
+      </w:pPr>
+      <w:r>
+        <w:rPr>
+          <w:rFonts w:ascii="Malgun Gothic" w:cs="Malgun Gothic" w:eastAsia="Malgun Gothic" w:hAnsi="Malgun Gothic"/>
+          <w:b/>
+          <w:bCs/>
+          <w:sz w:val="21"/>
+          <w:szCs w:val="21"/>
+        </w:rPr>
+        <w:t xml:space="preserve">품목/구역/금액/결제상태</w:t>
+      </w:r>
+      <w:r>
+        <w:rPr>
+          <w:rFonts w:ascii="Malgun Gothic" w:cs="Malgun Gothic" w:eastAsia="Malgun Gothic" w:hAnsi="Malgun Gothic"/>
+          <w:sz w:val="21"/>
+          <w:szCs w:val="21"/>
+        </w:rPr>
+        <w:t xml:space="preserve">도 컬럼으로 매핑해두면 지도 화면·최종 배송 순서표·엑셀 다운로드에 그대로 같이 나옵니다(특히 "착불" 같은 결제상태는 배송 기사님이 현장에서 금액을 받아야 하는지 바로 알 수 있어 유용합니다).</w:t>
       </w:r>
     </w:p>
     <w:p>
@@ -1928,7 +2123,7 @@
         </w:numPr>
         <w:spacing w:after="80"/>
       </w:pPr>
-      <w:hyperlink w:history="1" r:id="rIdoayyn9beifw2eatycdmuq">
+      <w:hyperlink w:history="1" r:id="rIdoevcdfmwzy904mufnfw1-">
         <w:r>
           <w:rPr>
             <w:rFonts w:ascii="Malgun Gothic" w:cs="Malgun Gothic" w:eastAsia="Malgun Gothic" w:hAnsi="Malgun Gothic"/>
